--- a/MAU BB TO TUNG/GIAO HS-NGUOI/293. Thống kê tài liệu có trong hồ sơ  vụ án, vụ việc.docx
+++ b/MAU BB TO TUNG/GIAO HS-NGUOI/293. Thống kê tài liệu có trong hồ sơ  vụ án, vụ việc.docx
@@ -1,6 +1,6 @@
 
 <file path=word/document.xml><?xml version="1.0" encoding="utf-8"?>
-<w:document xmlns:wpc="http://schemas.microsoft.com/office/word/2010/wordprocessingCanvas" xmlns:cx="http://schemas.microsoft.com/office/drawing/2014/chartex" xmlns:mc="http://schemas.openxmlformats.org/markup-compatibility/2006" xmlns:o="urn:schemas-microsoft-com:office:office" xmlns:r="http://schemas.openxmlformats.org/officeDocument/2006/relationships" xmlns:m="http://schemas.openxmlformats.org/officeDocument/2006/math" xmlns:v="urn:schemas-microsoft-com:vml" xmlns:wp14="http://schemas.microsoft.com/office/word/2010/wordprocessingDrawing" xmlns:wp="http://schemas.openxmlformats.org/drawingml/2006/wordprocessingDrawing" xmlns:w10="urn:schemas-microsoft-com:office:word" xmlns:w="http://schemas.openxmlformats.org/wordprocessingml/2006/main" xmlns:w14="http://schemas.microsoft.com/office/word/2010/wordml" xmlns:w15="http://schemas.microsoft.com/office/word/2012/wordml" xmlns:w16se="http://schemas.microsoft.com/office/word/2015/wordml/symex" xmlns:wpg="http://schemas.microsoft.com/office/word/2010/wordprocessingGroup" xmlns:wpi="http://schemas.microsoft.com/office/word/2010/wordprocessingInk" xmlns:wne="http://schemas.microsoft.com/office/word/2006/wordml" xmlns:wps="http://schemas.microsoft.com/office/word/2010/wordprocessingShape" mc:Ignorable="w14 w15 w16se wp14">
+<w:document xmlns:wpc="http://schemas.microsoft.com/office/word/2010/wordprocessingCanvas" xmlns:cx="http://schemas.microsoft.com/office/drawing/2014/chartex" xmlns:cx1="http://schemas.microsoft.com/office/drawing/2015/9/8/chartex" xmlns:cx2="http://schemas.microsoft.com/office/drawing/2015/10/21/chartex" xmlns:cx3="http://schemas.microsoft.com/office/drawing/2016/5/9/chartex" xmlns:cx4="http://schemas.microsoft.com/office/drawing/2016/5/10/chartex" xmlns:cx5="http://schemas.microsoft.com/office/drawing/2016/5/11/chartex" xmlns:cx6="http://schemas.microsoft.com/office/drawing/2016/5/12/chartex" xmlns:cx7="http://schemas.microsoft.com/office/drawing/2016/5/13/chartex" xmlns:cx8="http://schemas.microsoft.com/office/drawing/2016/5/14/chartex" xmlns:mc="http://schemas.openxmlformats.org/markup-compatibility/2006" xmlns:aink="http://schemas.microsoft.com/office/drawing/2016/ink" xmlns:am3d="http://schemas.microsoft.com/office/drawing/2017/model3d" xmlns:o="urn:schemas-microsoft-com:office:office" xmlns:oel="http://schemas.microsoft.com/office/2019/extlst" xmlns:r="http://schemas.openxmlformats.org/officeDocument/2006/relationships" xmlns:m="http://schemas.openxmlformats.org/officeDocument/2006/math" xmlns:v="urn:schemas-microsoft-com:vml" xmlns:wp14="http://schemas.microsoft.com/office/word/2010/wordprocessingDrawing" xmlns:wp="http://schemas.openxmlformats.org/drawingml/2006/wordprocessingDrawing" xmlns:w10="urn:schemas-microsoft-com:office:word" xmlns:w="http://schemas.openxmlformats.org/wordprocessingml/2006/main" xmlns:w14="http://schemas.microsoft.com/office/word/2010/wordml" xmlns:w15="http://schemas.microsoft.com/office/word/2012/wordml" xmlns:w16cex="http://schemas.microsoft.com/office/word/2018/wordml/cex" xmlns:w16cid="http://schemas.microsoft.com/office/word/2016/wordml/cid" xmlns:w16="http://schemas.microsoft.com/office/word/2018/wordml" xmlns:w16sdtdh="http://schemas.microsoft.com/office/word/2020/wordml/sdtdatahash" xmlns:w16se="http://schemas.microsoft.com/office/word/2015/wordml/symex" xmlns:wpg="http://schemas.microsoft.com/office/word/2010/wordprocessingGroup" xmlns:wpi="http://schemas.microsoft.com/office/word/2010/wordprocessingInk" xmlns:wne="http://schemas.microsoft.com/office/word/2006/wordml" xmlns:wps="http://schemas.microsoft.com/office/word/2010/wordprocessingShape" mc:Ignorable="w14 w15 w16se w16cid w16 w16cex w16sdtdh wp14">
   <w:body>
     <w:p>
       <w:pPr>
@@ -23,7 +23,7 @@
         <mc:AlternateContent>
           <mc:Choice Requires="wps">
             <w:drawing>
-              <wp:anchor distT="0" distB="0" distL="114300" distR="114300" simplePos="0" relativeHeight="251657728" behindDoc="1" locked="0" layoutInCell="1" allowOverlap="1">
+              <wp:anchor distT="0" distB="0" distL="114300" distR="114300" simplePos="0" relativeHeight="251657728" behindDoc="1" locked="0" layoutInCell="1" allowOverlap="1" wp14:anchorId="0E4720BC" wp14:editId="59BF83E4">
                 <wp:simplePos x="0" y="0"/>
                 <wp:positionH relativeFrom="column">
                   <wp:posOffset>4443095</wp:posOffset>
@@ -355,13 +355,37 @@
         <w:rPr>
           <w:noProof/>
         </w:rPr>
-        <w:t>“{hanh_vi_vi_pham}</w:t>
+        <w:t>{</w:t>
       </w:r>
       <w:r>
         <w:rPr>
+          <w:noProof/>
+        </w:rPr>
+        <w:t>ghi</w:t>
+      </w:r>
+      <w:r>
+        <w:rPr>
+          <w:noProof/>
+        </w:rPr>
+        <w:t>_</w:t>
+      </w:r>
+      <w:r>
+        <w:rPr>
+          <w:noProof/>
+        </w:rPr>
+        <w:t>chu</w:t>
+      </w:r>
+      <w:r>
+        <w:rPr>
+          <w:noProof/>
+        </w:rPr>
+        <w:t>}</w:t>
+      </w:r>
+      <w:r>
+        <w:rPr>
           <w:spacing w:val="-2"/>
         </w:rPr>
-        <w:t>” do công an phường Tân Bình phát hiện ngày {ngay_xay_ra} tại {noi_xay_ra}.</w:t>
+        <w:t>.</w:t>
       </w:r>
     </w:p>
     <w:p>
@@ -1687,6 +1711,7 @@
                 <w:sz w:val="24"/>
                 <w:szCs w:val="24"/>
               </w:rPr>
+              <w:lastRenderedPageBreak/>
               <w:t>6</w:t>
             </w:r>
           </w:p>
@@ -1862,7 +1887,6 @@
                 <w:sz w:val="24"/>
                 <w:szCs w:val="24"/>
               </w:rPr>
-              <w:lastRenderedPageBreak/>
               <w:t>7</w:t>
             </w:r>
           </w:p>
@@ -2815,7 +2839,6 @@
         </w:rPr>
         <w:t xml:space="preserve"> năm</w:t>
       </w:r>
-      <w:bookmarkStart w:id="0" w:name="_GoBack"/>
       <w:r>
         <w:rPr>
           <w:rFonts w:ascii="Times New Roman" w:hAnsi="Times New Roman"/>
@@ -2825,7 +2848,6 @@
         </w:rPr>
         <w:t>…………….…</w:t>
       </w:r>
-      <w:bookmarkEnd w:id="0"/>
     </w:p>
     <w:p>
       <w:pPr>
@@ -3116,7 +3138,7 @@
 </file>
 
 <file path=word/endnotes.xml><?xml version="1.0" encoding="utf-8"?>
-<w:endnotes xmlns:wpc="http://schemas.microsoft.com/office/word/2010/wordprocessingCanvas" xmlns:cx="http://schemas.microsoft.com/office/drawing/2014/chartex" xmlns:mc="http://schemas.openxmlformats.org/markup-compatibility/2006" xmlns:o="urn:schemas-microsoft-com:office:office" xmlns:r="http://schemas.openxmlformats.org/officeDocument/2006/relationships" xmlns:m="http://schemas.openxmlformats.org/officeDocument/2006/math" xmlns:v="urn:schemas-microsoft-com:vml" xmlns:wp14="http://schemas.microsoft.com/office/word/2010/wordprocessingDrawing" xmlns:wp="http://schemas.openxmlformats.org/drawingml/2006/wordprocessingDrawing" xmlns:w10="urn:schemas-microsoft-com:office:word" xmlns:w="http://schemas.openxmlformats.org/wordprocessingml/2006/main" xmlns:w14="http://schemas.microsoft.com/office/word/2010/wordml" xmlns:w15="http://schemas.microsoft.com/office/word/2012/wordml" xmlns:w16se="http://schemas.microsoft.com/office/word/2015/wordml/symex" xmlns:wpg="http://schemas.microsoft.com/office/word/2010/wordprocessingGroup" xmlns:wpi="http://schemas.microsoft.com/office/word/2010/wordprocessingInk" xmlns:wne="http://schemas.microsoft.com/office/word/2006/wordml" xmlns:wps="http://schemas.microsoft.com/office/word/2010/wordprocessingShape" mc:Ignorable="w14 w15 w16se wp14">
+<w:endnotes xmlns:wpc="http://schemas.microsoft.com/office/word/2010/wordprocessingCanvas" xmlns:cx="http://schemas.microsoft.com/office/drawing/2014/chartex" xmlns:cx1="http://schemas.microsoft.com/office/drawing/2015/9/8/chartex" xmlns:cx2="http://schemas.microsoft.com/office/drawing/2015/10/21/chartex" xmlns:cx3="http://schemas.microsoft.com/office/drawing/2016/5/9/chartex" xmlns:cx4="http://schemas.microsoft.com/office/drawing/2016/5/10/chartex" xmlns:cx5="http://schemas.microsoft.com/office/drawing/2016/5/11/chartex" xmlns:cx6="http://schemas.microsoft.com/office/drawing/2016/5/12/chartex" xmlns:cx7="http://schemas.microsoft.com/office/drawing/2016/5/13/chartex" xmlns:cx8="http://schemas.microsoft.com/office/drawing/2016/5/14/chartex" xmlns:mc="http://schemas.openxmlformats.org/markup-compatibility/2006" xmlns:aink="http://schemas.microsoft.com/office/drawing/2016/ink" xmlns:am3d="http://schemas.microsoft.com/office/drawing/2017/model3d" xmlns:o="urn:schemas-microsoft-com:office:office" xmlns:oel="http://schemas.microsoft.com/office/2019/extlst" xmlns:r="http://schemas.openxmlformats.org/officeDocument/2006/relationships" xmlns:m="http://schemas.openxmlformats.org/officeDocument/2006/math" xmlns:v="urn:schemas-microsoft-com:vml" xmlns:wp14="http://schemas.microsoft.com/office/word/2010/wordprocessingDrawing" xmlns:wp="http://schemas.openxmlformats.org/drawingml/2006/wordprocessingDrawing" xmlns:w10="urn:schemas-microsoft-com:office:word" xmlns:w="http://schemas.openxmlformats.org/wordprocessingml/2006/main" xmlns:w14="http://schemas.microsoft.com/office/word/2010/wordml" xmlns:w15="http://schemas.microsoft.com/office/word/2012/wordml" xmlns:w16cex="http://schemas.microsoft.com/office/word/2018/wordml/cex" xmlns:w16cid="http://schemas.microsoft.com/office/word/2016/wordml/cid" xmlns:w16="http://schemas.microsoft.com/office/word/2018/wordml" xmlns:w16sdtdh="http://schemas.microsoft.com/office/word/2020/wordml/sdtdatahash" xmlns:w16se="http://schemas.microsoft.com/office/word/2015/wordml/symex" xmlns:wpg="http://schemas.microsoft.com/office/word/2010/wordprocessingGroup" xmlns:wpi="http://schemas.microsoft.com/office/word/2010/wordprocessingInk" xmlns:wne="http://schemas.microsoft.com/office/word/2006/wordml" xmlns:wps="http://schemas.microsoft.com/office/word/2010/wordprocessingShape" mc:Ignorable="w14 w15 w16se w16cid w16 w16cex w16sdtdh wp14">
   <w:endnote w:type="separator" w:id="-1">
     <w:p>
       <w:r>
@@ -3135,7 +3157,7 @@
 </file>
 
 <file path=word/footer1.xml><?xml version="1.0" encoding="utf-8"?>
-<w:ftr xmlns:wpc="http://schemas.microsoft.com/office/word/2010/wordprocessingCanvas" xmlns:cx="http://schemas.microsoft.com/office/drawing/2014/chartex" xmlns:mc="http://schemas.openxmlformats.org/markup-compatibility/2006" xmlns:o="urn:schemas-microsoft-com:office:office" xmlns:r="http://schemas.openxmlformats.org/officeDocument/2006/relationships" xmlns:m="http://schemas.openxmlformats.org/officeDocument/2006/math" xmlns:v="urn:schemas-microsoft-com:vml" xmlns:wp14="http://schemas.microsoft.com/office/word/2010/wordprocessingDrawing" xmlns:wp="http://schemas.openxmlformats.org/drawingml/2006/wordprocessingDrawing" xmlns:w10="urn:schemas-microsoft-com:office:word" xmlns:w="http://schemas.openxmlformats.org/wordprocessingml/2006/main" xmlns:w14="http://schemas.microsoft.com/office/word/2010/wordml" xmlns:w15="http://schemas.microsoft.com/office/word/2012/wordml" xmlns:w16se="http://schemas.microsoft.com/office/word/2015/wordml/symex" xmlns:wpg="http://schemas.microsoft.com/office/word/2010/wordprocessingGroup" xmlns:wpi="http://schemas.microsoft.com/office/word/2010/wordprocessingInk" xmlns:wne="http://schemas.microsoft.com/office/word/2006/wordml" xmlns:wps="http://schemas.microsoft.com/office/word/2010/wordprocessingShape" mc:Ignorable="w14 w15 w16se wp14">
+<w:ftr xmlns:wpc="http://schemas.microsoft.com/office/word/2010/wordprocessingCanvas" xmlns:cx="http://schemas.microsoft.com/office/drawing/2014/chartex" xmlns:cx1="http://schemas.microsoft.com/office/drawing/2015/9/8/chartex" xmlns:cx2="http://schemas.microsoft.com/office/drawing/2015/10/21/chartex" xmlns:cx3="http://schemas.microsoft.com/office/drawing/2016/5/9/chartex" xmlns:cx4="http://schemas.microsoft.com/office/drawing/2016/5/10/chartex" xmlns:cx5="http://schemas.microsoft.com/office/drawing/2016/5/11/chartex" xmlns:cx6="http://schemas.microsoft.com/office/drawing/2016/5/12/chartex" xmlns:cx7="http://schemas.microsoft.com/office/drawing/2016/5/13/chartex" xmlns:cx8="http://schemas.microsoft.com/office/drawing/2016/5/14/chartex" xmlns:mc="http://schemas.openxmlformats.org/markup-compatibility/2006" xmlns:aink="http://schemas.microsoft.com/office/drawing/2016/ink" xmlns:am3d="http://schemas.microsoft.com/office/drawing/2017/model3d" xmlns:o="urn:schemas-microsoft-com:office:office" xmlns:oel="http://schemas.microsoft.com/office/2019/extlst" xmlns:r="http://schemas.openxmlformats.org/officeDocument/2006/relationships" xmlns:m="http://schemas.openxmlformats.org/officeDocument/2006/math" xmlns:v="urn:schemas-microsoft-com:vml" xmlns:wp14="http://schemas.microsoft.com/office/word/2010/wordprocessingDrawing" xmlns:wp="http://schemas.openxmlformats.org/drawingml/2006/wordprocessingDrawing" xmlns:w10="urn:schemas-microsoft-com:office:word" xmlns:w="http://schemas.openxmlformats.org/wordprocessingml/2006/main" xmlns:w14="http://schemas.microsoft.com/office/word/2010/wordml" xmlns:w15="http://schemas.microsoft.com/office/word/2012/wordml" xmlns:w16cex="http://schemas.microsoft.com/office/word/2018/wordml/cex" xmlns:w16cid="http://schemas.microsoft.com/office/word/2016/wordml/cid" xmlns:w16="http://schemas.microsoft.com/office/word/2018/wordml" xmlns:w16sdtdh="http://schemas.microsoft.com/office/word/2020/wordml/sdtdatahash" xmlns:w16se="http://schemas.microsoft.com/office/word/2015/wordml/symex" xmlns:wpg="http://schemas.microsoft.com/office/word/2010/wordprocessingGroup" xmlns:wpi="http://schemas.microsoft.com/office/word/2010/wordprocessingInk" xmlns:wne="http://schemas.microsoft.com/office/word/2006/wordml" xmlns:wps="http://schemas.microsoft.com/office/word/2010/wordprocessingShape" mc:Ignorable="w14 w15 w16se w16cid w16 w16cex w16sdtdh wp14">
   <w:p>
     <w:pPr>
       <w:pStyle w:val="Footer"/>
@@ -3185,7 +3207,7 @@
 </file>
 
 <file path=word/footer2.xml><?xml version="1.0" encoding="utf-8"?>
-<w:ftr xmlns:wpc="http://schemas.microsoft.com/office/word/2010/wordprocessingCanvas" xmlns:cx="http://schemas.microsoft.com/office/drawing/2014/chartex" xmlns:mc="http://schemas.openxmlformats.org/markup-compatibility/2006" xmlns:o="urn:schemas-microsoft-com:office:office" xmlns:r="http://schemas.openxmlformats.org/officeDocument/2006/relationships" xmlns:m="http://schemas.openxmlformats.org/officeDocument/2006/math" xmlns:v="urn:schemas-microsoft-com:vml" xmlns:wp14="http://schemas.microsoft.com/office/word/2010/wordprocessingDrawing" xmlns:wp="http://schemas.openxmlformats.org/drawingml/2006/wordprocessingDrawing" xmlns:w10="urn:schemas-microsoft-com:office:word" xmlns:w="http://schemas.openxmlformats.org/wordprocessingml/2006/main" xmlns:w14="http://schemas.microsoft.com/office/word/2010/wordml" xmlns:w15="http://schemas.microsoft.com/office/word/2012/wordml" xmlns:w16se="http://schemas.microsoft.com/office/word/2015/wordml/symex" xmlns:wpg="http://schemas.microsoft.com/office/word/2010/wordprocessingGroup" xmlns:wpi="http://schemas.microsoft.com/office/word/2010/wordprocessingInk" xmlns:wne="http://schemas.microsoft.com/office/word/2006/wordml" xmlns:wps="http://schemas.microsoft.com/office/word/2010/wordprocessingShape" mc:Ignorable="w14 w15 w16se wp14">
+<w:ftr xmlns:wpc="http://schemas.microsoft.com/office/word/2010/wordprocessingCanvas" xmlns:cx="http://schemas.microsoft.com/office/drawing/2014/chartex" xmlns:cx1="http://schemas.microsoft.com/office/drawing/2015/9/8/chartex" xmlns:cx2="http://schemas.microsoft.com/office/drawing/2015/10/21/chartex" xmlns:cx3="http://schemas.microsoft.com/office/drawing/2016/5/9/chartex" xmlns:cx4="http://schemas.microsoft.com/office/drawing/2016/5/10/chartex" xmlns:cx5="http://schemas.microsoft.com/office/drawing/2016/5/11/chartex" xmlns:cx6="http://schemas.microsoft.com/office/drawing/2016/5/12/chartex" xmlns:cx7="http://schemas.microsoft.com/office/drawing/2016/5/13/chartex" xmlns:cx8="http://schemas.microsoft.com/office/drawing/2016/5/14/chartex" xmlns:mc="http://schemas.openxmlformats.org/markup-compatibility/2006" xmlns:aink="http://schemas.microsoft.com/office/drawing/2016/ink" xmlns:am3d="http://schemas.microsoft.com/office/drawing/2017/model3d" xmlns:o="urn:schemas-microsoft-com:office:office" xmlns:oel="http://schemas.microsoft.com/office/2019/extlst" xmlns:r="http://schemas.openxmlformats.org/officeDocument/2006/relationships" xmlns:m="http://schemas.openxmlformats.org/officeDocument/2006/math" xmlns:v="urn:schemas-microsoft-com:vml" xmlns:wp14="http://schemas.microsoft.com/office/word/2010/wordprocessingDrawing" xmlns:wp="http://schemas.openxmlformats.org/drawingml/2006/wordprocessingDrawing" xmlns:w10="urn:schemas-microsoft-com:office:word" xmlns:w="http://schemas.openxmlformats.org/wordprocessingml/2006/main" xmlns:w14="http://schemas.microsoft.com/office/word/2010/wordml" xmlns:w15="http://schemas.microsoft.com/office/word/2012/wordml" xmlns:w16cex="http://schemas.microsoft.com/office/word/2018/wordml/cex" xmlns:w16cid="http://schemas.microsoft.com/office/word/2016/wordml/cid" xmlns:w16="http://schemas.microsoft.com/office/word/2018/wordml" xmlns:w16sdtdh="http://schemas.microsoft.com/office/word/2020/wordml/sdtdatahash" xmlns:w16se="http://schemas.microsoft.com/office/word/2015/wordml/symex" xmlns:wpg="http://schemas.microsoft.com/office/word/2010/wordprocessingGroup" xmlns:wpi="http://schemas.microsoft.com/office/word/2010/wordprocessingInk" xmlns:wne="http://schemas.microsoft.com/office/word/2006/wordml" xmlns:wps="http://schemas.microsoft.com/office/word/2010/wordprocessingShape" mc:Ignorable="w14 w15 w16se w16cid w16 w16cex w16sdtdh wp14">
   <w:p>
     <w:pPr>
       <w:pStyle w:val="Footer"/>
@@ -3211,7 +3233,7 @@
 </file>
 
 <file path=word/footnotes.xml><?xml version="1.0" encoding="utf-8"?>
-<w:footnotes xmlns:wpc="http://schemas.microsoft.com/office/word/2010/wordprocessingCanvas" xmlns:cx="http://schemas.microsoft.com/office/drawing/2014/chartex" xmlns:mc="http://schemas.openxmlformats.org/markup-compatibility/2006" xmlns:o="urn:schemas-microsoft-com:office:office" xmlns:r="http://schemas.openxmlformats.org/officeDocument/2006/relationships" xmlns:m="http://schemas.openxmlformats.org/officeDocument/2006/math" xmlns:v="urn:schemas-microsoft-com:vml" xmlns:wp14="http://schemas.microsoft.com/office/word/2010/wordprocessingDrawing" xmlns:wp="http://schemas.openxmlformats.org/drawingml/2006/wordprocessingDrawing" xmlns:w10="urn:schemas-microsoft-com:office:word" xmlns:w="http://schemas.openxmlformats.org/wordprocessingml/2006/main" xmlns:w14="http://schemas.microsoft.com/office/word/2010/wordml" xmlns:w15="http://schemas.microsoft.com/office/word/2012/wordml" xmlns:w16se="http://schemas.microsoft.com/office/word/2015/wordml/symex" xmlns:wpg="http://schemas.microsoft.com/office/word/2010/wordprocessingGroup" xmlns:wpi="http://schemas.microsoft.com/office/word/2010/wordprocessingInk" xmlns:wne="http://schemas.microsoft.com/office/word/2006/wordml" xmlns:wps="http://schemas.microsoft.com/office/word/2010/wordprocessingShape" mc:Ignorable="w14 w15 w16se wp14">
+<w:footnotes xmlns:wpc="http://schemas.microsoft.com/office/word/2010/wordprocessingCanvas" xmlns:cx="http://schemas.microsoft.com/office/drawing/2014/chartex" xmlns:cx1="http://schemas.microsoft.com/office/drawing/2015/9/8/chartex" xmlns:cx2="http://schemas.microsoft.com/office/drawing/2015/10/21/chartex" xmlns:cx3="http://schemas.microsoft.com/office/drawing/2016/5/9/chartex" xmlns:cx4="http://schemas.microsoft.com/office/drawing/2016/5/10/chartex" xmlns:cx5="http://schemas.microsoft.com/office/drawing/2016/5/11/chartex" xmlns:cx6="http://schemas.microsoft.com/office/drawing/2016/5/12/chartex" xmlns:cx7="http://schemas.microsoft.com/office/drawing/2016/5/13/chartex" xmlns:cx8="http://schemas.microsoft.com/office/drawing/2016/5/14/chartex" xmlns:mc="http://schemas.openxmlformats.org/markup-compatibility/2006" xmlns:aink="http://schemas.microsoft.com/office/drawing/2016/ink" xmlns:am3d="http://schemas.microsoft.com/office/drawing/2017/model3d" xmlns:o="urn:schemas-microsoft-com:office:office" xmlns:oel="http://schemas.microsoft.com/office/2019/extlst" xmlns:r="http://schemas.openxmlformats.org/officeDocument/2006/relationships" xmlns:m="http://schemas.openxmlformats.org/officeDocument/2006/math" xmlns:v="urn:schemas-microsoft-com:vml" xmlns:wp14="http://schemas.microsoft.com/office/word/2010/wordprocessingDrawing" xmlns:wp="http://schemas.openxmlformats.org/drawingml/2006/wordprocessingDrawing" xmlns:w10="urn:schemas-microsoft-com:office:word" xmlns:w="http://schemas.openxmlformats.org/wordprocessingml/2006/main" xmlns:w14="http://schemas.microsoft.com/office/word/2010/wordml" xmlns:w15="http://schemas.microsoft.com/office/word/2012/wordml" xmlns:w16cex="http://schemas.microsoft.com/office/word/2018/wordml/cex" xmlns:w16cid="http://schemas.microsoft.com/office/word/2016/wordml/cid" xmlns:w16="http://schemas.microsoft.com/office/word/2018/wordml" xmlns:w16sdtdh="http://schemas.microsoft.com/office/word/2020/wordml/sdtdatahash" xmlns:w16se="http://schemas.microsoft.com/office/word/2015/wordml/symex" xmlns:wpg="http://schemas.microsoft.com/office/word/2010/wordprocessingGroup" xmlns:wpi="http://schemas.microsoft.com/office/word/2010/wordprocessingInk" xmlns:wne="http://schemas.microsoft.com/office/word/2006/wordml" xmlns:wps="http://schemas.microsoft.com/office/word/2010/wordprocessingShape" mc:Ignorable="w14 w15 w16se w16cid w16 w16cex w16sdtdh wp14">
   <w:footnote w:type="separator" w:id="-1">
     <w:p>
       <w:r>
@@ -3230,7 +3252,7 @@
 </file>
 
 <file path=word/numbering.xml><?xml version="1.0" encoding="utf-8"?>
-<w:numbering xmlns:wpc="http://schemas.microsoft.com/office/word/2010/wordprocessingCanvas" xmlns:cx="http://schemas.microsoft.com/office/drawing/2014/chartex" xmlns:mc="http://schemas.openxmlformats.org/markup-compatibility/2006" xmlns:o="urn:schemas-microsoft-com:office:office" xmlns:r="http://schemas.openxmlformats.org/officeDocument/2006/relationships" xmlns:m="http://schemas.openxmlformats.org/officeDocument/2006/math" xmlns:v="urn:schemas-microsoft-com:vml" xmlns:wp14="http://schemas.microsoft.com/office/word/2010/wordprocessingDrawing" xmlns:wp="http://schemas.openxmlformats.org/drawingml/2006/wordprocessingDrawing" xmlns:w10="urn:schemas-microsoft-com:office:word" xmlns:w="http://schemas.openxmlformats.org/wordprocessingml/2006/main" xmlns:w14="http://schemas.microsoft.com/office/word/2010/wordml" xmlns:w15="http://schemas.microsoft.com/office/word/2012/wordml" xmlns:w16se="http://schemas.microsoft.com/office/word/2015/wordml/symex" xmlns:wpg="http://schemas.microsoft.com/office/word/2010/wordprocessingGroup" xmlns:wpi="http://schemas.microsoft.com/office/word/2010/wordprocessingInk" xmlns:wne="http://schemas.microsoft.com/office/word/2006/wordml" xmlns:wps="http://schemas.microsoft.com/office/word/2010/wordprocessingShape" mc:Ignorable="w14 w15 w16se wp14">
+<w:numbering xmlns:wpc="http://schemas.microsoft.com/office/word/2010/wordprocessingCanvas" xmlns:cx="http://schemas.microsoft.com/office/drawing/2014/chartex" xmlns:cx1="http://schemas.microsoft.com/office/drawing/2015/9/8/chartex" xmlns:cx2="http://schemas.microsoft.com/office/drawing/2015/10/21/chartex" xmlns:cx3="http://schemas.microsoft.com/office/drawing/2016/5/9/chartex" xmlns:cx4="http://schemas.microsoft.com/office/drawing/2016/5/10/chartex" xmlns:cx5="http://schemas.microsoft.com/office/drawing/2016/5/11/chartex" xmlns:cx6="http://schemas.microsoft.com/office/drawing/2016/5/12/chartex" xmlns:cx7="http://schemas.microsoft.com/office/drawing/2016/5/13/chartex" xmlns:cx8="http://schemas.microsoft.com/office/drawing/2016/5/14/chartex" xmlns:mc="http://schemas.openxmlformats.org/markup-compatibility/2006" xmlns:aink="http://schemas.microsoft.com/office/drawing/2016/ink" xmlns:am3d="http://schemas.microsoft.com/office/drawing/2017/model3d" xmlns:o="urn:schemas-microsoft-com:office:office" xmlns:oel="http://schemas.microsoft.com/office/2019/extlst" xmlns:r="http://schemas.openxmlformats.org/officeDocument/2006/relationships" xmlns:m="http://schemas.openxmlformats.org/officeDocument/2006/math" xmlns:v="urn:schemas-microsoft-com:vml" xmlns:wp14="http://schemas.microsoft.com/office/word/2010/wordprocessingDrawing" xmlns:wp="http://schemas.openxmlformats.org/drawingml/2006/wordprocessingDrawing" xmlns:w10="urn:schemas-microsoft-com:office:word" xmlns:w="http://schemas.openxmlformats.org/wordprocessingml/2006/main" xmlns:w14="http://schemas.microsoft.com/office/word/2010/wordml" xmlns:w15="http://schemas.microsoft.com/office/word/2012/wordml" xmlns:w16cex="http://schemas.microsoft.com/office/word/2018/wordml/cex" xmlns:w16cid="http://schemas.microsoft.com/office/word/2016/wordml/cid" xmlns:w16="http://schemas.microsoft.com/office/word/2018/wordml" xmlns:w16sdtdh="http://schemas.microsoft.com/office/word/2020/wordml/sdtdatahash" xmlns:w16se="http://schemas.microsoft.com/office/word/2015/wordml/symex" xmlns:wpg="http://schemas.microsoft.com/office/word/2010/wordprocessingGroup" xmlns:wpi="http://schemas.microsoft.com/office/word/2010/wordprocessingInk" xmlns:wne="http://schemas.microsoft.com/office/word/2006/wordml" xmlns:wps="http://schemas.microsoft.com/office/word/2010/wordprocessingShape" mc:Ignorable="w14 w15 w16se w16cid w16 w16cex w16sdtdh wp14">
   <w:abstractNum w:abstractNumId="0" w15:restartNumberingAfterBreak="0">
     <w:nsid w:val="631737B8"/>
     <w:multiLevelType w:val="hybridMultilevel"/>
@@ -3320,14 +3342,14 @@
       </w:pPr>
     </w:lvl>
   </w:abstractNum>
-  <w:num w:numId="1">
+  <w:num w:numId="1" w16cid:durableId="1196699953">
     <w:abstractNumId w:val="0"/>
   </w:num>
 </w:numbering>
 </file>
 
 <file path=word/styles.xml><?xml version="1.0" encoding="utf-8"?>
-<w:styles xmlns:mc="http://schemas.openxmlformats.org/markup-compatibility/2006" xmlns:r="http://schemas.openxmlformats.org/officeDocument/2006/relationships" xmlns:w="http://schemas.openxmlformats.org/wordprocessingml/2006/main" xmlns:w14="http://schemas.microsoft.com/office/word/2010/wordml" xmlns:w15="http://schemas.microsoft.com/office/word/2012/wordml" xmlns:w16se="http://schemas.microsoft.com/office/word/2015/wordml/symex" mc:Ignorable="w14 w15 w16se">
+<w:styles xmlns:mc="http://schemas.openxmlformats.org/markup-compatibility/2006" xmlns:r="http://schemas.openxmlformats.org/officeDocument/2006/relationships" xmlns:w="http://schemas.openxmlformats.org/wordprocessingml/2006/main" xmlns:w14="http://schemas.microsoft.com/office/word/2010/wordml" xmlns:w15="http://schemas.microsoft.com/office/word/2012/wordml" xmlns:w16cex="http://schemas.microsoft.com/office/word/2018/wordml/cex" xmlns:w16cid="http://schemas.microsoft.com/office/word/2016/wordml/cid" xmlns:w16="http://schemas.microsoft.com/office/word/2018/wordml" xmlns:w16sdtdh="http://schemas.microsoft.com/office/word/2020/wordml/sdtdatahash" xmlns:w16se="http://schemas.microsoft.com/office/word/2015/wordml/symex" mc:Ignorable="w14 w15 w16se w16cid w16 w16cex w16sdtdh">
   <w:docDefaults>
     <w:rPrDefault>
       <w:rPr>
@@ -3337,7 +3359,7 @@
     </w:rPrDefault>
     <w:pPrDefault/>
   </w:docDefaults>
-  <w:latentStyles w:defLockedState="0" w:defUIPriority="99" w:defSemiHidden="0" w:defUnhideWhenUsed="0" w:defQFormat="0" w:count="371">
+  <w:latentStyles w:defLockedState="0" w:defUIPriority="99" w:defSemiHidden="0" w:defUnhideWhenUsed="0" w:defQFormat="0" w:count="376">
     <w:lsdException w:name="Normal" w:uiPriority="0" w:qFormat="1"/>
     <w:lsdException w:name="heading 1" w:uiPriority="9" w:qFormat="1"/>
     <w:lsdException w:name="heading 2" w:semiHidden="1" w:uiPriority="0" w:unhideWhenUsed="1" w:qFormat="1"/>
@@ -3709,6 +3731,11 @@
     <w:lsdException w:name="List Table 5 Dark Accent 6" w:uiPriority="50"/>
     <w:lsdException w:name="List Table 6 Colorful Accent 6" w:uiPriority="51"/>
     <w:lsdException w:name="List Table 7 Colorful Accent 6" w:uiPriority="52"/>
+    <w:lsdException w:name="Mention" w:semiHidden="1" w:unhideWhenUsed="1"/>
+    <w:lsdException w:name="Smart Hyperlink" w:semiHidden="1" w:unhideWhenUsed="1"/>
+    <w:lsdException w:name="Hashtag" w:semiHidden="1" w:unhideWhenUsed="1"/>
+    <w:lsdException w:name="Unresolved Mention" w:semiHidden="1" w:unhideWhenUsed="1"/>
+    <w:lsdException w:name="Smart Link" w:semiHidden="1" w:unhideWhenUsed="1"/>
   </w:latentStyles>
   <w:style w:type="paragraph" w:default="1" w:styleId="Normal">
     <w:name w:val="Normal"/>
@@ -3769,7 +3796,6 @@
     <w:uiPriority w:val="99"/>
     <w:semiHidden/>
     <w:unhideWhenUsed/>
-    <w:qFormat/>
     <w:tblPr>
       <w:tblInd w:w="0" w:type="dxa"/>
       <w:tblCellMar>
